--- a/edge_app/ENCAMINHAMENTO_PREENCHIMENTO_TEMPLATE.docx
+++ b/edge_app/ENCAMINHAMENTO_PREENCHIMENTO_TEMPLATE.docx
@@ -43,6 +43,7 @@
         <w:ind w:hanging="2"/>
         <w:jc w:val="left"/>
       </w:pPr>
+      <w:proofErr w:type="gramStart"/>
       <w:r>
         <w:rPr>
           <w:rFonts w:ascii="Verdana" w:eastAsia="Verdana" w:hAnsi="Verdana" w:cs="Verdana"/>
@@ -53,7 +54,11 @@
         <w:t>Empresa</w:t>
       </w:r>
       <w:r>
-        <w:t xml:space="preserve"> : </w:t>
+        <w:t xml:space="preserve"> :</w:t>
+      </w:r>
+      <w:proofErr w:type="gramEnd"/>
+      <w:r>
+        <w:t xml:space="preserve"> </w:t>
       </w:r>
       <w:r>
         <w:t>{{EMPRESA - CNPJ}}</w:t>
@@ -226,19 +231,7 @@
         <w:rPr>
           <w:b/>
         </w:rPr>
-        <w:t>{{CIDADE, UF}}</w:t>
-      </w:r>
-      <w:r>
-        <w:rPr>
-          <w:b/>
-        </w:rPr>
-        <w:t>,</w:t>
-      </w:r>
-      <w:r>
-        <w:rPr>
-          <w:b/>
-        </w:rPr>
-        <w:t xml:space="preserve"> {{DATA}}</w:t>
+        <w:t>{{CIDADE, UF}}, {{DATA}}</w:t>
       </w:r>
       <w:r>
         <w:rPr>
@@ -309,7 +302,25 @@
           <w:szCs w:val="18"/>
         </w:rPr>
         <w:br/>
-        <w:t>Fone: 91– 3349-6948 e-mail: edgeocupacional@hotmail.com</w:t>
+        <w:t xml:space="preserve">Fone: </w:t>
+      </w:r>
+      <w:r>
+        <w:rPr>
+          <w:rFonts w:ascii="Arial" w:hAnsi="Arial" w:cs="Arial"/>
+          <w:b/>
+          <w:sz w:val="18"/>
+          <w:szCs w:val="18"/>
+        </w:rPr>
+        <w:t>{{telefone}}</w:t>
+      </w:r>
+      <w:r>
+        <w:rPr>
+          <w:rFonts w:ascii="Arial" w:hAnsi="Arial" w:cs="Arial"/>
+          <w:b/>
+          <w:sz w:val="18"/>
+          <w:szCs w:val="18"/>
+        </w:rPr>
+        <w:t xml:space="preserve"> e-mail: edgeocupacional@hotmail.com</w:t>
       </w:r>
     </w:p>
     <w:p>
@@ -387,7 +398,7 @@
             <v:path o:extrusionok="f" gradientshapeok="t" o:connecttype="rect"/>
             <o:lock v:ext="edit" aspectratio="t"/>
           </v:shapetype>
-          <v:shape id="Imagem 5" o:spid="_x0000_i1033" type="#_x0000_t75" style="width:384.75pt;height:66pt;visibility:visible;mso-wrap-style:square">
+          <v:shape id="Imagem 5" o:spid="_x0000_i1025" type="#_x0000_t75" style="width:384.75pt;height:66pt;visibility:visible;mso-wrap-style:square">
             <v:imagedata r:id="rId7" o:title="" croptop="-3f" cropbottom="-3f" cropleft="-1f" cropright="-1f"/>
           </v:shape>
         </w:pict>
@@ -426,6 +437,7 @@
         <w:ind w:hanging="2"/>
         <w:jc w:val="left"/>
       </w:pPr>
+      <w:proofErr w:type="gramStart"/>
       <w:r>
         <w:rPr>
           <w:rFonts w:ascii="Verdana" w:eastAsia="Verdana" w:hAnsi="Verdana" w:cs="Verdana"/>
@@ -436,7 +448,11 @@
         <w:t>Empresa</w:t>
       </w:r>
       <w:r>
-        <w:t xml:space="preserve"> : {{EMPRESA - CNPJ}} </w:t>
+        <w:t xml:space="preserve"> :</w:t>
+      </w:r>
+      <w:proofErr w:type="gramEnd"/>
+      <w:r>
+        <w:t xml:space="preserve"> {{EMPRESA - CNPJ}} </w:t>
       </w:r>
     </w:p>
     <w:p>
@@ -644,7 +660,25 @@
           <w:szCs w:val="18"/>
         </w:rPr>
         <w:br/>
-        <w:t>Fone: 91– 3349-6948 e-mail: edgeocupacional@hotmail.com</w:t>
+        <w:t xml:space="preserve">Fone: </w:t>
+      </w:r>
+      <w:r>
+        <w:rPr>
+          <w:rFonts w:ascii="Arial" w:hAnsi="Arial" w:cs="Arial"/>
+          <w:b/>
+          <w:sz w:val="18"/>
+          <w:szCs w:val="18"/>
+        </w:rPr>
+        <w:t>{{telefone}}</w:t>
+      </w:r>
+      <w:r>
+        <w:rPr>
+          <w:rFonts w:ascii="Arial" w:hAnsi="Arial" w:cs="Arial"/>
+          <w:b/>
+          <w:sz w:val="18"/>
+          <w:szCs w:val="18"/>
+        </w:rPr>
+        <w:t xml:space="preserve"> e-mail: edgeocupacional@hotmail.com</w:t>
       </w:r>
     </w:p>
     <w:sectPr>
@@ -732,7 +766,7 @@
           <v:path o:extrusionok="f" gradientshapeok="t" o:connecttype="rect"/>
           <o:lock v:ext="edit" aspectratio="t"/>
         </v:shapetype>
-        <v:shape id="_x0000_i1031" type="#_x0000_t75" style="width:384.75pt;height:66pt;visibility:visible;mso-wrap-style:square">
+        <v:shape id="_x0000_i1026" type="#_x0000_t75" style="width:384.75pt;height:66pt;visibility:visible;mso-wrap-style:square">
           <v:imagedata r:id="rId1" o:title="" croptop="-3f" cropbottom="-3f" cropleft="-1f" cropright="-1f"/>
         </v:shape>
       </w:pict>
